--- a/chapters/word_output/CH-015_Biomecanica_Profunda_CXL.docx
+++ b/chapters/word_output/CH-015_Biomecanica_Profunda_CXL.docx
@@ -1064,7 +1064,7 @@
                 <w:szCs w:val="19"/>
                 <w:rFonts w:ascii="Times New Roman" w:cs="Times New Roman" w:eastAsia="Times New Roman" w:hAnsi="Times New Roman"/>
               </w:rPr>
-              <w:t xml:space="preserve">Extrusão certa; arc-shortening imprevisível</w:t>
+              <w:t xml:space="preserve">Extrusão certa; arc-shortening (encurtamento do arco) imprevisível</w:t>
             </w:r>
           </w:p>
         </w:tc>
@@ -1965,7 +1965,7 @@
           <w:szCs w:val="22"/>
           <w:rFonts w:ascii="Times New Roman" w:cs="Times New Roman" w:eastAsia="Times New Roman" w:hAnsi="Times New Roman"/>
         </w:rPr>
-        <w:t xml:space="preserve">Arc-Shortening</w:t>
+        <w:t xml:space="preserve">arc-shortening (encurtamento do arco)</w:t>
       </w:r>
       <w:r>
         <w:rPr>
@@ -2035,7 +2035,7 @@
       <w:r>
         <w:drawing>
           <wp:inline distT="0" distB="0" distL="0" distR="0">
-            <wp:extent cx="3600450" cy="3600450"/>
+            <wp:extent cx="5038725" cy="3600450"/>
             <wp:effectExtent t="0" r="0" b="0" l="0"/>
             <wp:docPr id="1" name="" descr="" title=""/>
             <wp:cNvGraphicFramePr>
@@ -2060,7 +2060,7 @@
                   <pic:spPr bwMode="auto">
                     <a:xfrm>
                       <a:off x="0" y="0"/>
-                      <a:ext cx="3600450" cy="3600450"/>
+                      <a:ext cx="5038725" cy="3600450"/>
                     </a:xfrm>
                     <a:prstGeom prst="rect">
                       <a:avLst/>
@@ -3902,7 +3902,7 @@
           <w:szCs w:val="22"/>
           <w:rFonts w:ascii="Times New Roman" w:cs="Times New Roman" w:eastAsia="Times New Roman" w:hAnsi="Times New Roman"/>
         </w:rPr>
-        <w:t xml:space="preserve">Por Que o Efeito Vetorial é Diminuído? (A Anulação do Arc-Shortening)</w:t>
+        <w:t xml:space="preserve">Por Que o Efeito Vetorial é Diminuído? (A Anulação do arc-shortening (encurtamento do arco))</w:t>
       </w:r>
     </w:p>
     <w:p>
@@ -4077,7 +4077,7 @@
       <w:r>
         <w:drawing>
           <wp:inline distT="0" distB="0" distL="0" distR="0">
-            <wp:extent cx="3600450" cy="3600450"/>
+            <wp:extent cx="5038725" cy="3600450"/>
             <wp:effectExtent t="0" r="0" b="0" l="0"/>
             <wp:docPr id="1" name="" descr="" title=""/>
             <wp:cNvGraphicFramePr>
@@ -4102,7 +4102,7 @@
                   <pic:spPr bwMode="auto">
                     <a:xfrm>
                       <a:off x="0" y="0"/>
-                      <a:ext cx="3600450" cy="3600450"/>
+                      <a:ext cx="5038725" cy="3600450"/>
                     </a:xfrm>
                     <a:prstGeom prst="rect">
                       <a:avLst/>
@@ -4131,7 +4131,7 @@
           <w:szCs w:val="18"/>
           <w:rFonts w:ascii="Times New Roman" w:cs="Times New Roman" w:eastAsia="Times New Roman" w:hAnsi="Times New Roman"/>
         </w:rPr>
-        <w:t xml:space="preserve">Figura 15.1: A Dinâmica CXL vs ICRS — Esquerda (ICRS na córnea virgem): O anel separa lamelas frouxas, a tensão arc-shortening flui radialmente para achatar o cone. Direita (ICRS pós-CXL): O anel encontra o Escudo CXL anterior, as lamelas bloqueiam o deslizamento, e a força dissipa para o estroma mole posterior, reduzindo o aplainamento central (VR).</w:t>
+        <w:t xml:space="preserve">Figura 15.1: A Dinâmica CXL vs ICRS — Esquerda (ICRS na córnea virgem): O anel separa lamelas frouxas, a tensão arc-shortening (encurtamento do arco) flui radialmente para achatar o cone. Direita (ICRS pós-CXL): O anel encontra o Escudo CXL anterior, as lamelas bloqueiam o deslizamento, e a força dissipa para o estroma mole posterior, reduzindo o aplainamento central (VR).</w:t>
       </w:r>
     </w:p>
     <w:p>
@@ -4157,7 +4157,7 @@
           <w:szCs w:val="22"/>
           <w:rFonts w:ascii="Times New Roman" w:cs="Times New Roman" w:eastAsia="Times New Roman" w:hAnsi="Times New Roman"/>
         </w:rPr>
-        <w:t xml:space="preserve">arc-shortening</w:t>
+        <w:t xml:space="preserve">arc-shortening (encurtamento do arco)</w:t>
       </w:r>
       <w:r>
         <w:rPr>
@@ -8828,7 +8828,7 @@
           <w:szCs w:val="22"/>
           <w:rFonts w:ascii="Times New Roman" w:cs="Times New Roman" w:eastAsia="Times New Roman" w:hAnsi="Times New Roman"/>
         </w:rPr>
-        <w:t xml:space="preserve"> — e é exatamente esse deslizamento que gera o Efeito Arc-Shortening e, consequentemente, o Vetor Radial (VR).</w:t>
+        <w:t xml:space="preserve"> — e é exatamente esse deslizamento que gera o Efeito arc-shortening (encurtamento do arco) e, consequentemente, o Vetor Radial (VR).</w:t>
       </w:r>
     </w:p>
     <w:p>
@@ -10479,7 +10479,7 @@
           <w:szCs w:val="22"/>
           <w:rFonts w:ascii="Times New Roman" w:cs="Times New Roman" w:eastAsia="Times New Roman" w:hAnsi="Times New Roman"/>
         </w:rPr>
-        <w:t xml:space="preserve"> suficiente para transmitir parte da força de arc-shortening até o cone central.</w:t>
+        <w:t xml:space="preserve"> suficiente para transmitir parte da força de arc-shortening (encurtamento do arco) até o cone central.</w:t>
       </w:r>
     </w:p>
     <w:p>
@@ -15159,7 +15159,7 @@
       <w:r>
         <w:drawing>
           <wp:inline distT="0" distB="0" distL="0" distR="0">
-            <wp:extent cx="3600450" cy="3600450"/>
+            <wp:extent cx="5038725" cy="3600450"/>
             <wp:effectExtent t="0" r="0" b="0" l="0"/>
             <wp:docPr id="1" name="" descr="" title=""/>
             <wp:cNvGraphicFramePr>
@@ -15184,7 +15184,7 @@
                   <pic:spPr bwMode="auto">
                     <a:xfrm>
                       <a:off x="0" y="0"/>
-                      <a:ext cx="3600450" cy="3600450"/>
+                      <a:ext cx="5038725" cy="3600450"/>
                     </a:xfrm>
                     <a:prstGeom prst="rect">
                       <a:avLst/>

--- a/chapters/word_output/CH-015_Biomecanica_Profunda_CXL.docx
+++ b/chapters/word_output/CH-015_Biomecanica_Profunda_CXL.docx
@@ -720,7 +720,7 @@
           <w:insideH w:val="single" w:color="auto" w:sz="4"/>
           <w:insideV w:val="single" w:color="auto" w:sz="4"/>
         </w:tblBorders>
-        <w:tblLayout w:type="fixed"/>
+        <w:tblLayout w:type="autofit"/>
       </w:tblPr>
       <w:tblGrid>
         <w:gridCol w:w="100"/>
@@ -2229,7 +2229,7 @@
           <w:insideH w:val="single" w:color="auto" w:sz="4"/>
           <w:insideV w:val="single" w:color="auto" w:sz="4"/>
         </w:tblBorders>
-        <w:tblLayout w:type="fixed"/>
+        <w:tblLayout w:type="autofit"/>
       </w:tblPr>
       <w:tblGrid>
         <w:gridCol w:w="100"/>
@@ -4349,7 +4349,7 @@
           <w:insideH w:val="single" w:color="auto" w:sz="4"/>
           <w:insideV w:val="single" w:color="auto" w:sz="4"/>
         </w:tblBorders>
-        <w:tblLayout w:type="fixed"/>
+        <w:tblLayout w:type="autofit"/>
       </w:tblPr>
       <w:tblGrid>
         <w:gridCol w:w="100"/>
@@ -5419,7 +5419,7 @@
           <w:insideH w:val="single" w:color="auto" w:sz="4"/>
           <w:insideV w:val="single" w:color="auto" w:sz="4"/>
         </w:tblBorders>
-        <w:tblLayout w:type="fixed"/>
+        <w:tblLayout w:type="autofit"/>
       </w:tblPr>
       <w:tblGrid>
         <w:gridCol w:w="100"/>
@@ -6440,7 +6440,7 @@
           <w:insideH w:val="single" w:color="auto" w:sz="4"/>
           <w:insideV w:val="single" w:color="auto" w:sz="4"/>
         </w:tblBorders>
-        <w:tblLayout w:type="fixed"/>
+        <w:tblLayout w:type="autofit"/>
       </w:tblPr>
       <w:tblGrid>
         <w:gridCol w:w="100"/>
@@ -8874,7 +8874,7 @@
           <w:insideH w:val="single" w:color="auto" w:sz="4"/>
           <w:insideV w:val="single" w:color="auto" w:sz="4"/>
         </w:tblBorders>
-        <w:tblLayout w:type="fixed"/>
+        <w:tblLayout w:type="autofit"/>
       </w:tblPr>
       <w:tblGrid>
         <w:gridCol w:w="100"/>
@@ -9680,7 +9680,7 @@
           <w:insideH w:val="single" w:color="auto" w:sz="4"/>
           <w:insideV w:val="single" w:color="auto" w:sz="4"/>
         </w:tblBorders>
-        <w:tblLayout w:type="fixed"/>
+        <w:tblLayout w:type="autofit"/>
       </w:tblPr>
       <w:tblGrid>
         <w:gridCol w:w="100"/>
@@ -12037,7 +12037,7 @@
           <w:insideH w:val="single" w:color="auto" w:sz="4"/>
           <w:insideV w:val="single" w:color="auto" w:sz="4"/>
         </w:tblBorders>
-        <w:tblLayout w:type="fixed"/>
+        <w:tblLayout w:type="autofit"/>
       </w:tblPr>
       <w:tblGrid>
         <w:gridCol w:w="100"/>
@@ -14321,7 +14321,7 @@
           <w:insideH w:val="single" w:color="auto" w:sz="4"/>
           <w:insideV w:val="single" w:color="auto" w:sz="4"/>
         </w:tblBorders>
-        <w:tblLayout w:type="fixed"/>
+        <w:tblLayout w:type="autofit"/>
       </w:tblPr>
       <w:tblGrid>
         <w:gridCol w:w="100"/>
